--- a/docs/TV-Time-2.0-PRD.docx
+++ b/docs/TV-Time-2.0-PRD.docx
@@ -124,7 +124,7 @@
               <w:rPr>
                 <w:sz w:val="20"/>
               </w:rPr>
-              <w:t>Living document — v1.1</w:t>
+              <w:t>Living document — v1.2</w:t>
             </w:r>
           </w:p>
         </w:tc>
@@ -968,38 +968,11 @@
       </w:r>
     </w:p>
     <w:p>
+      <w:pPr>
+        <w:pStyle w:val="Heading2"/>
+      </w:pPr>
       <w:r>
-        <w:br w:type="page"/>
-      </w:r>
-    </w:p>
-    <w:p>
-      <w:pPr>
-        <w:pStyle w:val="Heading1"/>
-      </w:pPr>
-      <w:r>
-        <w:t>7. Planned Features (Not Yet Built)</w:t>
-      </w:r>
-    </w:p>
-    <w:p>
-      <w:pPr>
-        <w:spacing w:after="160"/>
-      </w:pPr>
-      <w:r>
-        <w:rPr>
-          <w:b w:val="0"/>
-          <w:i/>
-          <w:color w:val="5B6072"/>
-          <w:sz w:val="22"/>
-        </w:rPr>
-        <w:t>The following are fully specified and locked, pending implementation.</w:t>
-      </w:r>
-    </w:p>
-    <w:p>
-      <w:pPr>
-        <w:pStyle w:val="Heading2"/>
-      </w:pPr>
-      <w:r>
-        <w:t>7.1 Lists</w:t>
+        <w:t>6.10 Lists</w:t>
       </w:r>
     </w:p>
     <w:p>
@@ -1012,7 +985,7 @@
           <w:i w:val="0"/>
           <w:sz w:val="22"/>
         </w:rPr>
-        <w:t>A Spotify-playlist-style feature for grouping shows and movies into user-named collections.</w:t>
+        <w:t>A Spotify-playlist-style feature for grouping shows and movies into user-named collections, mixing TV and movies freely in one list.</w:t>
       </w:r>
     </w:p>
     <w:p>
@@ -1031,7 +1004,7 @@
         <w:rPr>
           <w:sz w:val="22"/>
         </w:rPr>
-        <w:t>Placement — a new row in the You tab’s Library section, above the existing TV/Movies rows.</w:t>
+        <w:t>Placement — a row in the You tab’s Library section, above TV Shows and Movies; a 2×2 poster collage (from the list’s first 4 items) stands in for a cover image, with a “See all” grid page for every list.</w:t>
       </w:r>
     </w:p>
     <w:p>
@@ -1050,7 +1023,7 @@
         <w:rPr>
           <w:sz w:val="22"/>
         </w:rPr>
-        <w:t>Membership rule — a list is a curated view on top of tracking, not a replacement for it. Adding an item to a list auto-adds it to Watchlist only if it isn’t tracked yet; it never changes existing status or progress.</w:t>
+        <w:t>Membership rule — a list is a curated view on top of tracking, not a replacement for it. Adding an item to a list auto-adds it to Watchlist only if it isn’t tracked yet; it never changes an already-tracked item’s status or progress. Removing an item from a list, deleting a list, or renaming a list never untracks anything — the two concerns stay separate after the initial floor-add.</w:t>
       </w:r>
     </w:p>
     <w:p>
@@ -1069,7 +1042,7 @@
         <w:rPr>
           <w:sz w:val="22"/>
         </w:rPr>
-        <w:t>Ordering — descending by latest release (an ongoing show’s newest aired episode counts), not by when it was added to the list.</w:t>
+        <w:t>Ordering — descending by latest release (an ongoing show’s newest aired episode counts, not its premiere date), not by when it was added to the list.</w:t>
       </w:r>
     </w:p>
     <w:p>
@@ -1107,7 +1080,7 @@
         <w:rPr>
           <w:sz w:val="22"/>
         </w:rPr>
-        <w:t>Add-to-list flow — from any show/movie, a Spotify-style sheet: existing lists as pre-checked multi-select checkboxes, plus “+ New list.”</w:t>
+        <w:t>Add-to-list flow — from any show/movie detail page, a Spotify-style bottom sheet: existing lists as pre-checked multi-select checkboxes (toggling one on/off adds or removes membership immediately), plus a “+ New list” row.</w:t>
       </w:r>
     </w:p>
     <w:p>
@@ -1126,15 +1099,20 @@
         <w:rPr>
           <w:sz w:val="22"/>
         </w:rPr>
-        <w:t>Sharing — explicitly deferred to a later phase. Direction under consideration: a read-only live link backed by the Redis store already in place for usage insight, requiring no sign-in to view — not yet finalized.</w:t>
+        <w:t>Sharing — explicitly deferred; every list currently stays private to the device/account it was created on.</w:t>
       </w:r>
     </w:p>
     <w:p>
+      <w:r>
+        <w:br w:type="page"/>
+      </w:r>
+    </w:p>
+    <w:p>
       <w:pPr>
         <w:pStyle w:val="Heading1"/>
       </w:pPr>
       <w:r>
-        <w:t>8. Out of Scope (Investigated)</w:t>
+        <w:t>7. Out of Scope (Investigated)</w:t>
       </w:r>
     </w:p>
     <w:p>
@@ -1156,7 +1134,7 @@
         <w:pStyle w:val="Heading2"/>
       </w:pPr>
       <w:r>
-        <w:t>8.1 Episode-level release time gating</w:t>
+        <w:t>7.1 Episode-level release time gating</w:t>
       </w:r>
     </w:p>
     <w:p>
@@ -1234,7 +1212,7 @@
         <w:pStyle w:val="Heading1"/>
       </w:pPr>
       <w:r>
-        <w:t>9. Technical Architecture</w:t>
+        <w:t>8. Technical Architecture</w:t>
       </w:r>
     </w:p>
     <w:p>
@@ -1423,7 +1401,7 @@
         <w:pStyle w:val="Heading1"/>
       </w:pPr>
       <w:r>
-        <w:t>10. Success Metrics</w:t>
+        <w:t>9. Success Metrics</w:t>
       </w:r>
     </w:p>
     <w:p>
@@ -1492,7 +1470,7 @@
         <w:pStyle w:val="Heading1"/>
       </w:pPr>
       <w:r>
-        <w:t>11. Risks &amp; Open Questions</w:t>
+        <w:t>10. Risks &amp; Open Questions</w:t>
       </w:r>
     </w:p>
     <w:p>
@@ -1530,7 +1508,7 @@
         <w:rPr>
           <w:sz w:val="22"/>
         </w:rPr>
-        <w:t>The exact mechanism (live read-only link vs. export vs. collaborative) is decided in direction but not finalized.</w:t>
+        <w:t>Lists sharing is still deferred — the exact mechanism (live read-only link vs. export vs. collaborative) is directionally leaning read-only link, but not finalized.</w:t>
       </w:r>
     </w:p>
     <w:p>
@@ -1576,7 +1554,7 @@
         <w:pStyle w:val="Heading1"/>
       </w:pPr>
       <w:r>
-        <w:t>12. Release Notes</w:t>
+        <w:t>11. Release Notes</w:t>
       </w:r>
     </w:p>
     <w:p>
@@ -1806,6 +1784,111 @@
     </w:p>
     <w:p>
       <w:pPr>
+        <w:pStyle w:val="Heading2"/>
+      </w:pPr>
+      <w:r>
+        <w:t>V1.2 — Lists</w:t>
+      </w:r>
+    </w:p>
+    <w:p>
+      <w:pPr>
+        <w:spacing w:after="120"/>
+      </w:pPr>
+      <w:r>
+        <w:rPr>
+          <w:i/>
+          <w:color w:val="5B6072"/>
+          <w:sz w:val="19"/>
+        </w:rPr>
+        <w:t>Aug 2026</w:t>
+      </w:r>
+    </w:p>
+    <w:p>
+      <w:pPr>
+        <w:pStyle w:val="ListBullet"/>
+        <w:spacing w:after="80"/>
+      </w:pPr>
+      <w:r>
+        <w:rPr>
+          <w:sz w:val="21"/>
+        </w:rPr>
+        <w:t>Group shows and movies into user-named, mixed-media collections — a Spotify-playlist-style feature.</w:t>
+      </w:r>
+    </w:p>
+    <w:p>
+      <w:pPr>
+        <w:pStyle w:val="ListBullet"/>
+        <w:spacing w:after="80"/>
+      </w:pPr>
+      <w:r>
+        <w:rPr>
+          <w:sz w:val="21"/>
+        </w:rPr>
+        <w:t>A 2×2 poster collage represents each list in the You tab’s Library section and its “See all” grid page.</w:t>
+      </w:r>
+    </w:p>
+    <w:p>
+      <w:pPr>
+        <w:pStyle w:val="ListBullet"/>
+        <w:spacing w:after="80"/>
+      </w:pPr>
+      <w:r>
+        <w:rPr>
+          <w:sz w:val="21"/>
+        </w:rPr>
+        <w:t>Adding an untracked item to a list floor-adds it to Watchlist; it never changes an already-tracked item’s status or progress.</w:t>
+      </w:r>
+    </w:p>
+    <w:p>
+      <w:pPr>
+        <w:pStyle w:val="ListBullet"/>
+        <w:spacing w:after="80"/>
+      </w:pPr>
+      <w:r>
+        <w:rPr>
+          <w:sz w:val="21"/>
+        </w:rPr>
+        <w:t>List items sort descending by latest release, with All / Started / Watched / Not Started filter chips.</w:t>
+      </w:r>
+    </w:p>
+    <w:p>
+      <w:pPr>
+        <w:pStyle w:val="ListBullet"/>
+        <w:spacing w:after="80"/>
+      </w:pPr>
+      <w:r>
+        <w:rPr>
+          <w:sz w:val="21"/>
+        </w:rPr>
+        <w:t>Add-to-list bottom sheet from any detail page — pre-checked multi-select existing lists, plus “+ New list.”</w:t>
+      </w:r>
+    </w:p>
+    <w:p>
+      <w:pPr>
+        <w:pStyle w:val="ListBullet"/>
+        <w:spacing w:after="80"/>
+      </w:pPr>
+      <w:r>
+        <w:rPr>
+          <w:sz w:val="21"/>
+        </w:rPr>
+        <w:t>Rename and delete a list; remove a single item from within a list — none of these untrack the item itself.</w:t>
+      </w:r>
+    </w:p>
+    <w:p>
+      <w:pPr>
+        <w:pStyle w:val="ListBullet"/>
+        <w:spacing w:after="80"/>
+      </w:pPr>
+      <w:r>
+        <w:rPr>
+          <w:sz w:val="21"/>
+        </w:rPr>
+        <w:t>Sharing is deliberately deferred to a later phase.</w:t>
+      </w:r>
+    </w:p>
+    <w:p>
+      <w:pPr>
         <w:spacing w:after="160"/>
       </w:pPr>
       <w:r>
@@ -1827,7 +1910,7 @@
           <w:color w:val="5B6072"/>
           <w:sz w:val="19"/>
         </w:rPr>
-        <w:t>Future entries (V1.2, …) get appended here as each planned feature in §7 actually ships.</w:t>
+        <w:t>Future entries get appended here as each new feature ships.</w:t>
       </w:r>
     </w:p>
     <w:sectPr>

--- a/docs/TV-Time-2.0-PRD.docx
+++ b/docs/TV-Time-2.0-PRD.docx
@@ -720,7 +720,7 @@
           <w:i w:val="0"/>
           <w:sz w:val="22"/>
         </w:rPr>
-        <w:t>The library previews shows and movies most-recently-watched first, with a one-tap “See all” into the full list. Stats summarize episodes watched, time spent, and completion counts, split by TV and movies.</w:t>
+        <w:t>The library previews shows and movies with a one-tap “See all” into the full list, both ordered into three tiers: watching/watched first (most recently watched), then released-but-untouched (most recently added), then not yet released (soonest-releasing first). Stats summarize episodes watched, time spent, and completion counts, split by TV and movies.</w:t>
       </w:r>
     </w:p>
     <w:p>

--- a/docs/TV-Time-2.0-PRD.docx
+++ b/docs/TV-Time-2.0-PRD.docx
@@ -748,6 +748,25 @@
           <w:sz w:val="22"/>
         </w:rPr>
         <w:t>Google Drive sync — sign in once; data syncs to a private app-only folder in the user’s own Drive. Built as a proper backend-for-frontend (a small serverless auth layer) specifically because the simpler client-only approach did not stay signed in reliably on mobile Firefox/Safari.</w:t>
+      </w:r>
+    </w:p>
+    <w:p>
+      <w:pPr>
+        <w:pStyle w:val="ListBullet"/>
+        <w:spacing w:after="80"/>
+      </w:pPr>
+      <w:r>
+        <w:rPr>
+          <w:b/>
+          <w:sz w:val="22"/>
+        </w:rPr>
+        <w:t xml:space="preserve">Data-loss safeguards. </w:t>
+      </w:r>
+      <w:r>
+        <w:rPr>
+          <w:sz w:val="22"/>
+        </w:rPr>
+        <w:t>Persistent storage is requested on launch to reduce the odds of the browser silently evicting local data. A sync that would replace a populated device with a smaller/older Drive backup (fewer shows, fewer watched episodes, fewer lists) is refused automatically in favor of the device’s own data, rather than trusted on clock value alone. A stale sync is surfaced in Settings (last-synced time, with a warning if it’s been too long) instead of failing silently. And since Drive keeps prior versions of the backup file each time it’s overwritten, Settings also offers a way to browse and restore an earlier backup directly.</w:t>
       </w:r>
     </w:p>
     <w:p>
